--- a/tillsyn/A 28766-2026 tillsynsbegäran.docx
+++ b/tillsyn/A 28766-2026 tillsynsbegäran.docx
@@ -22,7 +22,7 @@
       <w:r>
         <w:drawing>
           <wp:inline xmlns:a="http://schemas.openxmlformats.org/drawingml/2006/main" xmlns:pic="http://schemas.openxmlformats.org/drawingml/2006/picture">
-            <wp:extent cx="5486400" cy="5318262"/>
+            <wp:extent cx="5486400" cy="5076446"/>
             <wp:docPr id="1" name="Picture 1"/>
             <wp:cNvGraphicFramePr>
               <a:graphicFrameLocks noChangeAspect="1"/>
@@ -43,7 +43,7 @@
                   <pic:spPr>
                     <a:xfrm>
                       <a:off x="0" y="0"/>
-                      <a:ext cx="5486400" cy="5318262"/>
+                      <a:ext cx="5486400" cy="5076446"/>
                     </a:xfrm>
                     <a:prstGeom prst="rect"/>
                   </pic:spPr>
@@ -60,12 +60,12 @@
         <w:spacing w:after="240"/>
       </w:pPr>
       <w:r>
-        <w:t>Figur 1. Fyndplatser för naturvårdsarter inom 11 meter från avverkningsanmälan. Markörer utan svart kant är placerade på fyndplatsen. Markörer med svart kant är placerade vid sidan av fyndplatsen har ett svart streck som visar fyndplatsens exakta position. Kartans mittpunktskoordinat är N 6496369, E 590562 i SWEREF 99 TM.</w:t>
+        <w:t>Figur 1. Fyndplatser för naturvårdsarter i och inom 11 meter från avverkningsanmälan. Markörer utan svart kant är placerade på fyndplatsen. Markörer med svart kant är placerade vid sidan av fyndplatsen har ett svart streck som visar fyndplatsens exakta position. Kartans mittpunktskoordinat är N 6496369, E 590562 i SWEREF 99 TM.</w:t>
       </w:r>
     </w:p>
     <w:p>
       <w:r>
-        <w:t>Inom 11 meter från avverkningsanmälan finns fynd av 2 naturvårdsarter, varav 2 är rödlistade: ljungsnärja (VU) och backtimjan (NT). Se Figur 1.</w:t>
+        <w:t>I och inom 11 meter från avverkningsanmälan finns fynd av 3 naturvårdsarter, varav 2 är rödlistade, 1 är typisk (T) och 1 är signalart (S): ljungsnärja (VU), backtimjan (NT) och granbarkgnagare (S, T). Se Figur 1.</w:t>
       </w:r>
     </w:p>
     <w:p>
@@ -97,6 +97,26 @@
     <w:p>
       <w:r>
         <w:t>Nedan följer beskrivningar av de naturvårdsarter och fridlysta arter som har sina livsmiljöer och växtplatser i den avverkningsanmälda skogen. De påträffade naturvårdsarterna är ett tydligt kvitto på att det rör sig om en skog med höga naturvärden.</w:t>
+      </w:r>
+    </w:p>
+    <w:p>
+      <w:r>
+        <w:rPr>
+          <w:b/>
+        </w:rPr>
+        <w:t xml:space="preserve">Granbarkgnagare </w:t>
+      </w:r>
+      <w:r>
+        <w:t xml:space="preserve">är en skalbagge vars larvutveckling sker i den tjocka ytterbarken på gamla och mycket grova levande granar. Man lägger lätt märke till angreppen på träden eftersom flera grova kläckhål ligger ganska tätt intill varandra på de grövre barkåsarna. Kläckhålen är runda och ca 1,5 mm breda. Granbarkgnagare är typisk art för </w:t>
+      </w:r>
+      <w:r>
+        <w:rPr>
+          <w:i/>
+        </w:rPr>
+        <w:t xml:space="preserve">9010 Taiga </w:t>
+      </w:r>
+      <w:r>
+        <w:t>(Ehnström, 2002; SLU Artdatabanken, 2025).</w:t>
       </w:r>
     </w:p>
     <w:sectPr>
@@ -227,7 +247,7 @@
     <w:r>
       <w:tab/>
       <w:tab/>
-      <w:t>2026-07-24</w:t>
+      <w:t>2026-07-25</w:t>
       <w:br/>
       <w:br/>
     </w:r>

--- a/tillsyn/A 28766-2026 tillsynsbegäran.docx
+++ b/tillsyn/A 28766-2026 tillsynsbegäran.docx
@@ -247,7 +247,7 @@
     <w:r>
       <w:tab/>
       <w:tab/>
-      <w:t>2026-07-25</w:t>
+      <w:t>2026-07-26</w:t>
       <w:br/>
       <w:br/>
     </w:r>

--- a/tillsyn/A 28766-2026 tillsynsbegäran.docx
+++ b/tillsyn/A 28766-2026 tillsynsbegäran.docx
@@ -247,7 +247,7 @@
     <w:r>
       <w:tab/>
       <w:tab/>
-      <w:t>2026-07-26</w:t>
+      <w:t>2026-07-27</w:t>
       <w:br/>
       <w:br/>
     </w:r>

--- a/tillsyn/A 28766-2026 tillsynsbegäran.docx
+++ b/tillsyn/A 28766-2026 tillsynsbegäran.docx
@@ -247,7 +247,7 @@
     <w:r>
       <w:tab/>
       <w:tab/>
-      <w:t>2026-07-27</w:t>
+      <w:t>2026-07-28</w:t>
       <w:br/>
       <w:br/>
     </w:r>

--- a/tillsyn/A 28766-2026 tillsynsbegäran.docx
+++ b/tillsyn/A 28766-2026 tillsynsbegäran.docx
@@ -247,7 +247,7 @@
     <w:r>
       <w:tab/>
       <w:tab/>
-      <w:t>2026-07-28</w:t>
+      <w:t>2026-07-29</w:t>
       <w:br/>
       <w:br/>
     </w:r>

--- a/tillsyn/A 28766-2026 tillsynsbegäran.docx
+++ b/tillsyn/A 28766-2026 tillsynsbegäran.docx
@@ -247,7 +247,7 @@
     <w:r>
       <w:tab/>
       <w:tab/>
-      <w:t>2026-07-29</w:t>
+      <w:t>2026-07-30</w:t>
       <w:br/>
       <w:br/>
     </w:r>

--- a/tillsyn/A 28766-2026 tillsynsbegäran.docx
+++ b/tillsyn/A 28766-2026 tillsynsbegäran.docx
@@ -247,7 +247,7 @@
     <w:r>
       <w:tab/>
       <w:tab/>
-      <w:t>2026-07-30</w:t>
+      <w:t>2026-07-31</w:t>
       <w:br/>
       <w:br/>
     </w:r>

--- a/tillsyn/A 28766-2026 tillsynsbegäran.docx
+++ b/tillsyn/A 28766-2026 tillsynsbegäran.docx
@@ -247,7 +247,7 @@
     <w:r>
       <w:tab/>
       <w:tab/>
-      <w:t>2026-07-31</w:t>
+      <w:t>2026-08-01</w:t>
       <w:br/>
       <w:br/>
     </w:r>

--- a/tillsyn/A 28766-2026 tillsynsbegäran.docx
+++ b/tillsyn/A 28766-2026 tillsynsbegäran.docx
@@ -247,7 +247,7 @@
     <w:r>
       <w:tab/>
       <w:tab/>
-      <w:t>2026-08-01</w:t>
+      <w:t>2026-08-02</w:t>
       <w:br/>
       <w:br/>
     </w:r>

--- a/tillsyn/A 28766-2026 tillsynsbegäran.docx
+++ b/tillsyn/A 28766-2026 tillsynsbegäran.docx
@@ -247,7 +247,7 @@
     <w:r>
       <w:tab/>
       <w:tab/>
-      <w:t>2026-08-02</w:t>
+      <w:t>2026-08-03</w:t>
       <w:br/>
       <w:br/>
     </w:r>

--- a/tillsyn/A 28766-2026 tillsynsbegäran.docx
+++ b/tillsyn/A 28766-2026 tillsynsbegäran.docx
@@ -247,7 +247,7 @@
     <w:r>
       <w:tab/>
       <w:tab/>
-      <w:t>2026-08-03</w:t>
+      <w:t>2026-08-05</w:t>
       <w:br/>
       <w:br/>
     </w:r>

--- a/tillsyn/A 28766-2026 tillsynsbegäran.docx
+++ b/tillsyn/A 28766-2026 tillsynsbegäran.docx
@@ -247,7 +247,7 @@
     <w:r>
       <w:tab/>
       <w:tab/>
-      <w:t>2026-08-05</w:t>
+      <w:t>2026-08-07</w:t>
       <w:br/>
       <w:br/>
     </w:r>

--- a/tillsyn/A 28766-2026 tillsynsbegäran.docx
+++ b/tillsyn/A 28766-2026 tillsynsbegäran.docx
@@ -247,7 +247,7 @@
     <w:r>
       <w:tab/>
       <w:tab/>
-      <w:t>2026-08-07</w:t>
+      <w:t>2026-08-08</w:t>
       <w:br/>
       <w:br/>
     </w:r>

--- a/tillsyn/A 28766-2026 tillsynsbegäran.docx
+++ b/tillsyn/A 28766-2026 tillsynsbegäran.docx
@@ -247,7 +247,7 @@
     <w:r>
       <w:tab/>
       <w:tab/>
-      <w:t>2026-08-15</w:t>
+      <w:t>2026-08-16</w:t>
       <w:br/>
       <w:br/>
     </w:r>

--- a/tillsyn/A 28766-2026 tillsynsbegäran.docx
+++ b/tillsyn/A 28766-2026 tillsynsbegäran.docx
@@ -247,7 +247,7 @@
     <w:r>
       <w:tab/>
       <w:tab/>
-      <w:t>2026-08-16</w:t>
+      <w:t>2026-08-17</w:t>
       <w:br/>
       <w:br/>
     </w:r>

--- a/tillsyn/A 28766-2026 tillsynsbegäran.docx
+++ b/tillsyn/A 28766-2026 tillsynsbegäran.docx
@@ -247,7 +247,7 @@
     <w:r>
       <w:tab/>
       <w:tab/>
-      <w:t>2026-08-17</w:t>
+      <w:t>2026-08-18</w:t>
       <w:br/>
       <w:br/>
     </w:r>

--- a/tillsyn/A 28766-2026 tillsynsbegäran.docx
+++ b/tillsyn/A 28766-2026 tillsynsbegäran.docx
@@ -247,7 +247,7 @@
     <w:r>
       <w:tab/>
       <w:tab/>
-      <w:t>2026-08-18</w:t>
+      <w:t>2026-08-19</w:t>
       <w:br/>
       <w:br/>
     </w:r>

--- a/tillsyn/A 28766-2026 tillsynsbegäran.docx
+++ b/tillsyn/A 28766-2026 tillsynsbegäran.docx
@@ -247,7 +247,7 @@
     <w:r>
       <w:tab/>
       <w:tab/>
-      <w:t>2026-08-19</w:t>
+      <w:t>2026-08-20</w:t>
       <w:br/>
       <w:br/>
     </w:r>

--- a/tillsyn/A 28766-2026 tillsynsbegäran.docx
+++ b/tillsyn/A 28766-2026 tillsynsbegäran.docx
@@ -247,7 +247,7 @@
     <w:r>
       <w:tab/>
       <w:tab/>
-      <w:t>2026-08-20</w:t>
+      <w:t>2026-08-21</w:t>
       <w:br/>
       <w:br/>
     </w:r>

--- a/tillsyn/A 28766-2026 tillsynsbegäran.docx
+++ b/tillsyn/A 28766-2026 tillsynsbegäran.docx
@@ -247,7 +247,7 @@
     <w:r>
       <w:tab/>
       <w:tab/>
-      <w:t>2026-08-21</w:t>
+      <w:t>2026-08-22</w:t>
       <w:br/>
       <w:br/>
     </w:r>

--- a/tillsyn/A 28766-2026 tillsynsbegäran.docx
+++ b/tillsyn/A 28766-2026 tillsynsbegäran.docx
@@ -247,7 +247,7 @@
     <w:r>
       <w:tab/>
       <w:tab/>
-      <w:t>2026-08-22</w:t>
+      <w:t>2026-08-23</w:t>
       <w:br/>
       <w:br/>
     </w:r>

--- a/tillsyn/A 28766-2026 tillsynsbegäran.docx
+++ b/tillsyn/A 28766-2026 tillsynsbegäran.docx
@@ -247,7 +247,7 @@
     <w:r>
       <w:tab/>
       <w:tab/>
-      <w:t>2026-08-23</w:t>
+      <w:t>2026-08-24</w:t>
       <w:br/>
       <w:br/>
     </w:r>

--- a/tillsyn/A 28766-2026 tillsynsbegäran.docx
+++ b/tillsyn/A 28766-2026 tillsynsbegäran.docx
@@ -247,7 +247,7 @@
     <w:r>
       <w:tab/>
       <w:tab/>
-      <w:t>2026-08-24</w:t>
+      <w:t>2026-08-25</w:t>
       <w:br/>
       <w:br/>
     </w:r>

--- a/tillsyn/A 28766-2026 tillsynsbegäran.docx
+++ b/tillsyn/A 28766-2026 tillsynsbegäran.docx
@@ -247,7 +247,7 @@
     <w:r>
       <w:tab/>
       <w:tab/>
-      <w:t>2026-08-25</w:t>
+      <w:t>2026-08-26</w:t>
       <w:br/>
       <w:br/>
     </w:r>

--- a/tillsyn/A 28766-2026 tillsynsbegäran.docx
+++ b/tillsyn/A 28766-2026 tillsynsbegäran.docx
@@ -247,7 +247,7 @@
     <w:r>
       <w:tab/>
       <w:tab/>
-      <w:t>2026-08-26</w:t>
+      <w:t>2026-08-27</w:t>
       <w:br/>
       <w:br/>
     </w:r>

--- a/tillsyn/A 28766-2026 tillsynsbegäran.docx
+++ b/tillsyn/A 28766-2026 tillsynsbegäran.docx
@@ -247,7 +247,7 @@
     <w:r>
       <w:tab/>
       <w:tab/>
-      <w:t>2026-08-27</w:t>
+      <w:t>2026-08-28</w:t>
       <w:br/>
       <w:br/>
     </w:r>

--- a/tillsyn/A 28766-2026 tillsynsbegäran.docx
+++ b/tillsyn/A 28766-2026 tillsynsbegäran.docx
@@ -247,7 +247,7 @@
     <w:r>
       <w:tab/>
       <w:tab/>
-      <w:t>2026-08-28</w:t>
+      <w:t>2026-08-29</w:t>
       <w:br/>
       <w:br/>
     </w:r>

--- a/tillsyn/A 28766-2026 tillsynsbegäran.docx
+++ b/tillsyn/A 28766-2026 tillsynsbegäran.docx
@@ -247,7 +247,7 @@
     <w:r>
       <w:tab/>
       <w:tab/>
-      <w:t>2026-08-29</w:t>
+      <w:t>2026-08-31</w:t>
       <w:br/>
       <w:br/>
     </w:r>

--- a/tillsyn/A 28766-2026 tillsynsbegäran.docx
+++ b/tillsyn/A 28766-2026 tillsynsbegäran.docx
@@ -247,7 +247,7 @@
     <w:r>
       <w:tab/>
       <w:tab/>
-      <w:t>2026-08-31</w:t>
+      <w:t>2026-09-01</w:t>
       <w:br/>
       <w:br/>
     </w:r>

--- a/tillsyn/A 28766-2026 tillsynsbegäran.docx
+++ b/tillsyn/A 28766-2026 tillsynsbegäran.docx
@@ -247,7 +247,7 @@
     <w:r>
       <w:tab/>
       <w:tab/>
-      <w:t>2026-09-01</w:t>
+      <w:t>2026-09-02</w:t>
       <w:br/>
       <w:br/>
     </w:r>

--- a/tillsyn/A 28766-2026 tillsynsbegäran.docx
+++ b/tillsyn/A 28766-2026 tillsynsbegäran.docx
@@ -247,7 +247,7 @@
     <w:r>
       <w:tab/>
       <w:tab/>
-      <w:t>2026-09-02</w:t>
+      <w:t>2026-09-03</w:t>
       <w:br/>
       <w:br/>
     </w:r>

--- a/tillsyn/A 28766-2026 tillsynsbegäran.docx
+++ b/tillsyn/A 28766-2026 tillsynsbegäran.docx
@@ -247,7 +247,7 @@
     <w:r>
       <w:tab/>
       <w:tab/>
-      <w:t>2026-09-03</w:t>
+      <w:t>2026-09-04</w:t>
       <w:br/>
       <w:br/>
     </w:r>

--- a/tillsyn/A 28766-2026 tillsynsbegäran.docx
+++ b/tillsyn/A 28766-2026 tillsynsbegäran.docx
@@ -247,7 +247,7 @@
     <w:r>
       <w:tab/>
       <w:tab/>
-      <w:t>2026-09-04</w:t>
+      <w:t>2026-09-05</w:t>
       <w:br/>
       <w:br/>
     </w:r>
